--- a/webapp/templates/TOTRINH/03b_Mau_Cong_van_gui_1_don_vi_PGD.docx
+++ b/webapp/templates/TOTRINH/03b_Mau_Cong_van_gui_1_don_vi_PGD.docx
@@ -1433,25 +1433,8 @@
                 <w:rFonts w:ascii="Times New Roman" w:hAnsi="Times New Roman"/>
               </w:rPr>
             </w:pPr>
-            <w:proofErr w:type="spellStart"/>
-            <w:r>
-              <w:rPr>
-                <w:rFonts w:ascii="Times New Roman" w:hAnsi="Times New Roman"/>
-              </w:rPr>
-              <w:t>Họ</w:t>
-            </w:r>
-            <w:proofErr w:type="spellEnd"/>
-            <w:r>
-              <w:rPr>
-                <w:rFonts w:ascii="Times New Roman" w:hAnsi="Times New Roman"/>
-              </w:rPr>
-              <w:t xml:space="preserve"> và tên</w:t>
-            </w:r>
-            <w:r>
-              <w:rPr>
-                <w:rFonts w:ascii="Times New Roman" w:hAnsi="Times New Roman"/>
-              </w:rPr>
-              <w:t xml:space="preserve"> </w:t>
+            <w:r>
+              <w:t>(SIGNER)</w:t>
             </w:r>
           </w:p>
         </w:tc>

--- a/webapp/templates/TOTRINH/03b_Mau_Cong_van_gui_1_don_vi_PGD.docx
+++ b/webapp/templates/TOTRINH/03b_Mau_Cong_van_gui_1_don_vi_PGD.docx
@@ -558,62 +558,7 @@
               </w:rPr>
             </w:pPr>
             <w:r>
-              <w:rPr>
-                <w:sz w:val="26"/>
-              </w:rPr>
-              <w:t xml:space="preserve">V/v </w:t>
-            </w:r>
-            <w:r>
-              <w:rPr>
-                <w:rFonts w:ascii="Arial" w:hAnsi="Arial" w:cs="Arial"/>
-                <w:sz w:val="26"/>
-              </w:rPr>
-              <w:t>………</w:t>
-            </w:r>
-            <w:r>
-              <w:rPr>
-                <w:rFonts w:cs=".VnTime"/>
-                <w:sz w:val="26"/>
-              </w:rPr>
-              <w:t>..</w:t>
-            </w:r>
-            <w:r>
-              <w:rPr>
-                <w:rFonts w:ascii="Arial" w:hAnsi="Arial" w:cs="Arial"/>
-                <w:sz w:val="26"/>
-              </w:rPr>
-              <w:t>…</w:t>
-            </w:r>
-            <w:r>
-              <w:rPr>
-                <w:sz w:val="24"/>
-              </w:rPr>
-              <w:t>(</w:t>
-            </w:r>
-            <w:r>
-              <w:rPr>
-                <w:sz w:val="24"/>
-              </w:rPr>
-              <w:t>3</w:t>
-            </w:r>
-            <w:r>
-              <w:rPr>
-                <w:sz w:val="24"/>
-              </w:rPr>
-              <w:t>)</w:t>
-            </w:r>
-            <w:r>
-              <w:rPr>
-                <w:rFonts w:ascii="Arial" w:hAnsi="Arial" w:cs="Arial"/>
-                <w:sz w:val="26"/>
-              </w:rPr>
-              <w:t>…………</w:t>
-            </w:r>
-            <w:r>
-              <w:rPr>
-                <w:sz w:val="26"/>
-              </w:rPr>
-              <w:t>..</w:t>
+              <w:t>(TITLE)</w:t>
             </w:r>
           </w:p>
         </w:tc>
